--- a/book_shikou/send/原稿サンプル_思考の主導権_はじめに・第1章_黒田清友.docx
+++ b/book_shikou/send/原稿サンプル_思考の主導権_はじめに・第1章_黒田清友.docx
@@ -1,6 +1,6 @@
 
 <file path=word/document.xml><?xml version="1.0" encoding="utf-8"?>
-<w:document xmlns:w="http://schemas.openxmlformats.org/wordprocessingml/2006/main">
+<w:document xmlns:w="http://schemas.openxmlformats.org/wordprocessingml/2006/main" xmlns:r="http://schemas.openxmlformats.org/officeDocument/2006/relationships">
   <w:body>
     <w:p>
       <w:pPr>
@@ -23,7 +23,19 @@
         <w:ind w:firstLineChars="100" w:firstLine="210"/>
       </w:pPr>
       <w:r>
-        <w:t xml:space="preserve">（原稿サンプル：はじめに・第1章。全編約7万字は脱稿済みで、PDF・Word形式ですぐにお送りできます）</w:t>
+        <w:t xml:space="preserve">（原稿サンプル：はじめに・第1章。全編約7万字は脱稿済みです。原稿全文：</w:t>
+      </w:r>
+      <w:hyperlink r:id="rIdL1">
+        <w:r>
+          <w:rPr>
+            <w:color w:val="0563C1"/>
+            <w:u w:val="single"/>
+          </w:rPr>
+          <w:t xml:space="preserve">Googleドライブの資料フォルダを開く</w:t>
+        </w:r>
+      </w:hyperlink>
+      <w:r>
+        <w:t xml:space="preserve">）</w:t>
       </w:r>
     </w:p>
     <w:p>
@@ -1463,7 +1475,7 @@
 </file>
 
 <file path=word/styles.xml><?xml version="1.0" encoding="utf-8"?>
-<w:styles xmlns:w="http://schemas.openxmlformats.org/wordprocessingml/2006/main">
+<w:styles xmlns:w="http://schemas.openxmlformats.org/wordprocessingml/2006/main" xmlns:r="http://schemas.openxmlformats.org/officeDocument/2006/relationships">
   <w:docDefaults>
     <w:rPrDefault>
       <w:rPr>
